--- a/Assignment7/CSC500 Module 7 - Critical Thinking Assignment.docx
+++ b/Assignment7/CSC500 Module 7 - Critical Thinking Assignment.docx
@@ -2083,14 +2083,11 @@
     </w:p>
     <w:p>
       <w:r>
-        <w:rPr>
-          <w:noProof/>
-        </w:rPr>
         <w:drawing>
-          <wp:inline distT="0" distB="0" distL="0" distR="0" wp14:anchorId="2D638466" wp14:editId="56AABDAF">
-            <wp:extent cx="5943600" cy="3348355"/>
-            <wp:effectExtent l="0" t="0" r="0" b="4445"/>
-            <wp:docPr id="826829212" name="Picture 1"/>
+          <wp:inline distT="0" distB="0" distL="0" distR="0" wp14:anchorId="1A0E221D" wp14:editId="34785DD3">
+            <wp:extent cx="5943600" cy="2825750"/>
+            <wp:effectExtent l="0" t="0" r="0" b="0"/>
+            <wp:docPr id="1680512770" name="Picture 1"/>
             <wp:cNvGraphicFramePr>
               <a:graphicFrameLocks xmlns:a="http://schemas.openxmlformats.org/drawingml/2006/main" noChangeAspect="1"/>
             </wp:cNvGraphicFramePr>
@@ -2098,7 +2095,7 @@
               <a:graphicData uri="http://schemas.openxmlformats.org/drawingml/2006/picture">
                 <pic:pic xmlns:pic="http://schemas.openxmlformats.org/drawingml/2006/picture">
                   <pic:nvPicPr>
-                    <pic:cNvPr id="826829212" name=""/>
+                    <pic:cNvPr id="1680512770" name=""/>
                     <pic:cNvPicPr/>
                   </pic:nvPicPr>
                   <pic:blipFill>
@@ -2110,7 +2107,7 @@
                   <pic:spPr>
                     <a:xfrm>
                       <a:off x="0" y="0"/>
-                      <a:ext cx="5943600" cy="3348355"/>
+                      <a:ext cx="5943600" cy="2825750"/>
                     </a:xfrm>
                     <a:prstGeom prst="rect">
                       <a:avLst/>
@@ -2142,14 +2139,11 @@
     </w:p>
     <w:p>
       <w:r>
-        <w:rPr>
-          <w:noProof/>
-        </w:rPr>
         <w:drawing>
-          <wp:inline distT="0" distB="0" distL="0" distR="0" wp14:anchorId="489EA7EA" wp14:editId="2F7C0375">
-            <wp:extent cx="5943600" cy="1431925"/>
+          <wp:inline distT="0" distB="0" distL="0" distR="0" wp14:anchorId="68E23DA0" wp14:editId="0CFED1CF">
+            <wp:extent cx="5943600" cy="1774190"/>
             <wp:effectExtent l="0" t="0" r="0" b="0"/>
-            <wp:docPr id="1804916869" name="Picture 1"/>
+            <wp:docPr id="544222823" name="Picture 1"/>
             <wp:cNvGraphicFramePr>
               <a:graphicFrameLocks xmlns:a="http://schemas.openxmlformats.org/drawingml/2006/main" noChangeAspect="1"/>
             </wp:cNvGraphicFramePr>
@@ -2157,7 +2151,7 @@
               <a:graphicData uri="http://schemas.openxmlformats.org/drawingml/2006/picture">
                 <pic:pic xmlns:pic="http://schemas.openxmlformats.org/drawingml/2006/picture">
                   <pic:nvPicPr>
-                    <pic:cNvPr id="1804916869" name=""/>
+                    <pic:cNvPr id="544222823" name=""/>
                     <pic:cNvPicPr/>
                   </pic:nvPicPr>
                   <pic:blipFill>
@@ -2169,7 +2163,7 @@
                   <pic:spPr>
                     <a:xfrm>
                       <a:off x="0" y="0"/>
-                      <a:ext cx="5943600" cy="1431925"/>
+                      <a:ext cx="5943600" cy="1774190"/>
                     </a:xfrm>
                     <a:prstGeom prst="rect">
                       <a:avLst/>
@@ -2232,13 +2226,12 @@
         <w:rPr>
           <w:b/>
           <w:bCs/>
-          <w:noProof/>
         </w:rPr>
         <w:drawing>
-          <wp:inline distT="0" distB="0" distL="0" distR="0" wp14:anchorId="31875C9D" wp14:editId="2F773713">
-            <wp:extent cx="5943600" cy="1199515"/>
-            <wp:effectExtent l="0" t="0" r="0" b="635"/>
-            <wp:docPr id="157231826" name="Picture 1"/>
+          <wp:inline distT="0" distB="0" distL="0" distR="0" wp14:anchorId="59A0C5EB" wp14:editId="13E5357A">
+            <wp:extent cx="5943600" cy="1090930"/>
+            <wp:effectExtent l="0" t="0" r="0" b="0"/>
+            <wp:docPr id="2057486041" name="Picture 1"/>
             <wp:cNvGraphicFramePr>
               <a:graphicFrameLocks xmlns:a="http://schemas.openxmlformats.org/drawingml/2006/main" noChangeAspect="1"/>
             </wp:cNvGraphicFramePr>
@@ -2246,7 +2239,7 @@
               <a:graphicData uri="http://schemas.openxmlformats.org/drawingml/2006/picture">
                 <pic:pic xmlns:pic="http://schemas.openxmlformats.org/drawingml/2006/picture">
                   <pic:nvPicPr>
-                    <pic:cNvPr id="157231826" name=""/>
+                    <pic:cNvPr id="2057486041" name=""/>
                     <pic:cNvPicPr/>
                   </pic:nvPicPr>
                   <pic:blipFill>
@@ -2258,7 +2251,7 @@
                   <pic:spPr>
                     <a:xfrm>
                       <a:off x="0" y="0"/>
-                      <a:ext cx="5943600" cy="1199515"/>
+                      <a:ext cx="5943600" cy="1090930"/>
                     </a:xfrm>
                     <a:prstGeom prst="rect">
                       <a:avLst/>
@@ -2308,7 +2301,7 @@
           <w:b/>
           <w:bCs/>
         </w:rPr>
-        <w:t>5</w:t>
+        <w:t>7</w:t>
       </w:r>
       <w:r>
         <w:rPr>
@@ -2329,13 +2322,12 @@
         <w:rPr>
           <w:b/>
           <w:bCs/>
-          <w:noProof/>
         </w:rPr>
         <w:drawing>
-          <wp:inline distT="0" distB="0" distL="0" distR="0" wp14:anchorId="3BDB3786" wp14:editId="557DA238">
-            <wp:extent cx="5943600" cy="1264285"/>
-            <wp:effectExtent l="0" t="0" r="0" b="0"/>
-            <wp:docPr id="1421154077" name="Picture 1"/>
+          <wp:inline distT="0" distB="0" distL="0" distR="0" wp14:anchorId="5970C24B" wp14:editId="04C90AC9">
+            <wp:extent cx="5943600" cy="1214755"/>
+            <wp:effectExtent l="0" t="0" r="0" b="4445"/>
+            <wp:docPr id="881720407" name="Picture 1"/>
             <wp:cNvGraphicFramePr>
               <a:graphicFrameLocks xmlns:a="http://schemas.openxmlformats.org/drawingml/2006/main" noChangeAspect="1"/>
             </wp:cNvGraphicFramePr>
@@ -2343,7 +2335,7 @@
               <a:graphicData uri="http://schemas.openxmlformats.org/drawingml/2006/picture">
                 <pic:pic xmlns:pic="http://schemas.openxmlformats.org/drawingml/2006/picture">
                   <pic:nvPicPr>
-                    <pic:cNvPr id="1421154077" name=""/>
+                    <pic:cNvPr id="881720407" name=""/>
                     <pic:cNvPicPr/>
                   </pic:nvPicPr>
                   <pic:blipFill>
@@ -2355,7 +2347,7 @@
                   <pic:spPr>
                     <a:xfrm>
                       <a:off x="0" y="0"/>
-                      <a:ext cx="5943600" cy="1264285"/>
+                      <a:ext cx="5943600" cy="1214755"/>
                     </a:xfrm>
                     <a:prstGeom prst="rect">
                       <a:avLst/>
@@ -2394,14 +2386,11 @@
     </w:p>
     <w:p>
       <w:r>
-        <w:rPr>
-          <w:noProof/>
-        </w:rPr>
         <w:drawing>
-          <wp:inline distT="0" distB="0" distL="0" distR="0" wp14:anchorId="51F84A81" wp14:editId="2B959946">
-            <wp:extent cx="5943600" cy="1834515"/>
-            <wp:effectExtent l="0" t="0" r="0" b="0"/>
-            <wp:docPr id="616329449" name="Picture 1"/>
+          <wp:inline distT="0" distB="0" distL="0" distR="0" wp14:anchorId="603E2C63" wp14:editId="1A1524B1">
+            <wp:extent cx="5943600" cy="1648460"/>
+            <wp:effectExtent l="0" t="0" r="0" b="8890"/>
+            <wp:docPr id="1765851229" name="Picture 1"/>
             <wp:cNvGraphicFramePr>
               <a:graphicFrameLocks xmlns:a="http://schemas.openxmlformats.org/drawingml/2006/main" noChangeAspect="1"/>
             </wp:cNvGraphicFramePr>
@@ -2409,7 +2398,7 @@
               <a:graphicData uri="http://schemas.openxmlformats.org/drawingml/2006/picture">
                 <pic:pic xmlns:pic="http://schemas.openxmlformats.org/drawingml/2006/picture">
                   <pic:nvPicPr>
-                    <pic:cNvPr id="616329449" name=""/>
+                    <pic:cNvPr id="1765851229" name=""/>
                     <pic:cNvPicPr/>
                   </pic:nvPicPr>
                   <pic:blipFill>
@@ -2421,7 +2410,7 @@
                   <pic:spPr>
                     <a:xfrm>
                       <a:off x="0" y="0"/>
-                      <a:ext cx="5943600" cy="1834515"/>
+                      <a:ext cx="5943600" cy="1648460"/>
                     </a:xfrm>
                     <a:prstGeom prst="rect">
                       <a:avLst/>
@@ -2439,6 +2428,7 @@
     <w:p/>
     <w:p/>
     <w:p/>
+    <w:p/>
     <w:p>
       <w:pPr>
         <w:rPr>
@@ -2462,14 +2452,11 @@
     </w:p>
     <w:p>
       <w:r>
-        <w:rPr>
-          <w:noProof/>
-        </w:rPr>
         <w:drawing>
-          <wp:inline distT="0" distB="0" distL="0" distR="0" wp14:anchorId="6D510747" wp14:editId="68D002FC">
-            <wp:extent cx="5943600" cy="2466340"/>
+          <wp:inline distT="0" distB="0" distL="0" distR="0" wp14:anchorId="5432CCF6" wp14:editId="7AC184FD">
+            <wp:extent cx="5943600" cy="2286635"/>
             <wp:effectExtent l="0" t="0" r="0" b="0"/>
-            <wp:docPr id="28719825" name="Picture 1"/>
+            <wp:docPr id="871904939" name="Picture 1"/>
             <wp:cNvGraphicFramePr>
               <a:graphicFrameLocks xmlns:a="http://schemas.openxmlformats.org/drawingml/2006/main" noChangeAspect="1"/>
             </wp:cNvGraphicFramePr>
@@ -2477,7 +2464,7 @@
               <a:graphicData uri="http://schemas.openxmlformats.org/drawingml/2006/picture">
                 <pic:pic xmlns:pic="http://schemas.openxmlformats.org/drawingml/2006/picture">
                   <pic:nvPicPr>
-                    <pic:cNvPr id="28719825" name=""/>
+                    <pic:cNvPr id="871904939" name=""/>
                     <pic:cNvPicPr/>
                   </pic:nvPicPr>
                   <pic:blipFill>
@@ -2489,7 +2476,7 @@
                   <pic:spPr>
                     <a:xfrm>
                       <a:off x="0" y="0"/>
-                      <a:ext cx="5943600" cy="2466340"/>
+                      <a:ext cx="5943600" cy="2286635"/>
                     </a:xfrm>
                     <a:prstGeom prst="rect">
                       <a:avLst/>
@@ -2529,13 +2516,12 @@
         <w:rPr>
           <w:b/>
           <w:bCs/>
-          <w:noProof/>
         </w:rPr>
         <w:drawing>
-          <wp:inline distT="0" distB="0" distL="0" distR="0" wp14:anchorId="5790554C" wp14:editId="7BF48354">
-            <wp:extent cx="5943600" cy="2776855"/>
-            <wp:effectExtent l="0" t="0" r="0" b="4445"/>
-            <wp:docPr id="1676313249" name="Picture 1"/>
+          <wp:inline distT="0" distB="0" distL="0" distR="0" wp14:anchorId="0FD463B1" wp14:editId="6F0532D7">
+            <wp:extent cx="5943600" cy="2612390"/>
+            <wp:effectExtent l="0" t="0" r="0" b="0"/>
+            <wp:docPr id="482434958" name="Picture 1"/>
             <wp:cNvGraphicFramePr>
               <a:graphicFrameLocks xmlns:a="http://schemas.openxmlformats.org/drawingml/2006/main" noChangeAspect="1"/>
             </wp:cNvGraphicFramePr>
@@ -2543,7 +2529,7 @@
               <a:graphicData uri="http://schemas.openxmlformats.org/drawingml/2006/picture">
                 <pic:pic xmlns:pic="http://schemas.openxmlformats.org/drawingml/2006/picture">
                   <pic:nvPicPr>
-                    <pic:cNvPr id="1676313249" name=""/>
+                    <pic:cNvPr id="482434958" name=""/>
                     <pic:cNvPicPr/>
                   </pic:nvPicPr>
                   <pic:blipFill>
@@ -2555,7 +2541,7 @@
                   <pic:spPr>
                     <a:xfrm>
                       <a:off x="0" y="0"/>
-                      <a:ext cx="5943600" cy="2776855"/>
+                      <a:ext cx="5943600" cy="2612390"/>
                     </a:xfrm>
                     <a:prstGeom prst="rect">
                       <a:avLst/>
@@ -2567,6 +2553,22 @@
           </wp:inline>
         </w:drawing>
       </w:r>
+    </w:p>
+    <w:p>
+      <w:pPr>
+        <w:rPr>
+          <w:b/>
+          <w:bCs/>
+        </w:rPr>
+      </w:pPr>
+    </w:p>
+    <w:p>
+      <w:pPr>
+        <w:rPr>
+          <w:b/>
+          <w:bCs/>
+        </w:rPr>
+      </w:pPr>
     </w:p>
     <w:p>
       <w:pPr>

--- a/Assignment7/CSC500 Module 7 - Critical Thinking Assignment.docx
+++ b/Assignment7/CSC500 Module 7 - Critical Thinking Assignment.docx
@@ -162,34 +162,33 @@
           <w:szCs w:val="22"/>
         </w:rPr>
         <w:br/>
-        <w:t xml:space="preserve">Create dictionary </w:t>
-      </w:r>
-      <w:proofErr w:type="spellStart"/>
+        <w:t>Create dictionary room_numbers with course_codes and room values</w:t>
+      </w:r>
       <w:r>
         <w:rPr>
           <w:rFonts w:ascii="Calibri" w:hAnsi="Calibri" w:cs="Calibri"/>
           <w:sz w:val="22"/>
           <w:szCs w:val="22"/>
         </w:rPr>
-        <w:t>room_numbers</w:t>
-      </w:r>
-      <w:proofErr w:type="spellEnd"/>
+        <w:br/>
+        <w:t>Create dictionary instructors with course_codes and instructor names</w:t>
+      </w:r>
       <w:r>
         <w:rPr>
           <w:rFonts w:ascii="Calibri" w:hAnsi="Calibri" w:cs="Calibri"/>
           <w:sz w:val="22"/>
           <w:szCs w:val="22"/>
         </w:rPr>
-        <w:t xml:space="preserve"> with </w:t>
-      </w:r>
-      <w:proofErr w:type="spellStart"/>
+        <w:br/>
+        <w:t>Create dictionary meeting_times with course_codes and meeting times</w:t>
+      </w:r>
       <w:r>
         <w:rPr>
           <w:rFonts w:ascii="Calibri" w:hAnsi="Calibri" w:cs="Calibri"/>
           <w:sz w:val="22"/>
           <w:szCs w:val="22"/>
         </w:rPr>
-        <w:t>course</w:t>
+        <w:br/>
       </w:r>
       <w:r>
         <w:rPr>
@@ -197,16 +196,17 @@
           <w:sz w:val="22"/>
           <w:szCs w:val="22"/>
         </w:rPr>
-        <w:t>_codes</w:t>
-      </w:r>
-      <w:proofErr w:type="spellEnd"/>
+        <w:br/>
+        <w:t>LOOP</w:t>
+      </w:r>
       <w:r>
         <w:rPr>
           <w:rFonts w:ascii="Calibri" w:hAnsi="Calibri" w:cs="Calibri"/>
           <w:sz w:val="22"/>
           <w:szCs w:val="22"/>
         </w:rPr>
-        <w:t xml:space="preserve"> and room values</w:t>
+        <w:br/>
+        <w:t xml:space="preserve">    Ask user to enter course number</w:t>
       </w:r>
       <w:r>
         <w:rPr>
@@ -215,16 +215,15 @@
           <w:szCs w:val="22"/>
         </w:rPr>
         <w:br/>
-        <w:t xml:space="preserve">Create dictionary instructors with </w:t>
-      </w:r>
-      <w:proofErr w:type="spellStart"/>
+        <w:t xml:space="preserve">    Convert input to uppercase</w:t>
+      </w:r>
       <w:r>
         <w:rPr>
           <w:rFonts w:ascii="Calibri" w:hAnsi="Calibri" w:cs="Calibri"/>
           <w:sz w:val="22"/>
           <w:szCs w:val="22"/>
         </w:rPr>
-        <w:t>course</w:t>
+        <w:t xml:space="preserve"> if provided in lowercase</w:t>
       </w:r>
       <w:r>
         <w:rPr>
@@ -232,16 +231,15 @@
           <w:sz w:val="22"/>
           <w:szCs w:val="22"/>
         </w:rPr>
-        <w:t>_codes</w:t>
-      </w:r>
-      <w:proofErr w:type="spellEnd"/>
+        <w:t xml:space="preserve"> and remove spaces</w:t>
+      </w:r>
       <w:r>
         <w:rPr>
           <w:rFonts w:ascii="Calibri" w:hAnsi="Calibri" w:cs="Calibri"/>
           <w:sz w:val="22"/>
           <w:szCs w:val="22"/>
         </w:rPr>
-        <w:t xml:space="preserve"> and instructor names</w:t>
+        <w:br/>
       </w:r>
       <w:r>
         <w:rPr>
@@ -250,34 +248,33 @@
           <w:szCs w:val="22"/>
         </w:rPr>
         <w:br/>
-        <w:t xml:space="preserve">Create dictionary </w:t>
-      </w:r>
-      <w:proofErr w:type="spellStart"/>
+        <w:t xml:space="preserve">    IF input is empty</w:t>
+      </w:r>
       <w:r>
         <w:rPr>
           <w:rFonts w:ascii="Calibri" w:hAnsi="Calibri" w:cs="Calibri"/>
           <w:sz w:val="22"/>
           <w:szCs w:val="22"/>
         </w:rPr>
-        <w:t>meeting_times</w:t>
-      </w:r>
-      <w:proofErr w:type="spellEnd"/>
+        <w:br/>
+        <w:t xml:space="preserve">        Display "Input cannot be empty"</w:t>
+      </w:r>
       <w:r>
         <w:rPr>
           <w:rFonts w:ascii="Calibri" w:hAnsi="Calibri" w:cs="Calibri"/>
           <w:sz w:val="22"/>
           <w:szCs w:val="22"/>
         </w:rPr>
-        <w:t xml:space="preserve"> with </w:t>
-      </w:r>
-      <w:proofErr w:type="spellStart"/>
+        <w:br/>
+        <w:t xml:space="preserve">        CONTINUE LOOP</w:t>
+      </w:r>
       <w:r>
         <w:rPr>
           <w:rFonts w:ascii="Calibri" w:hAnsi="Calibri" w:cs="Calibri"/>
           <w:sz w:val="22"/>
           <w:szCs w:val="22"/>
         </w:rPr>
-        <w:t>course</w:t>
+        <w:br/>
       </w:r>
       <w:r>
         <w:rPr>
@@ -285,16 +282,17 @@
           <w:sz w:val="22"/>
           <w:szCs w:val="22"/>
         </w:rPr>
-        <w:t>_codes</w:t>
-      </w:r>
-      <w:proofErr w:type="spellEnd"/>
+        <w:br/>
+        <w:t xml:space="preserve">    IF input format is invalid</w:t>
+      </w:r>
       <w:r>
         <w:rPr>
           <w:rFonts w:ascii="Calibri" w:hAnsi="Calibri" w:cs="Calibri"/>
           <w:sz w:val="22"/>
           <w:szCs w:val="22"/>
         </w:rPr>
-        <w:t xml:space="preserve"> and meeting times</w:t>
+        <w:br/>
+        <w:t xml:space="preserve">        Display "Invalid format"</w:t>
       </w:r>
       <w:r>
         <w:rPr>
@@ -303,6 +301,7 @@
           <w:szCs w:val="22"/>
         </w:rPr>
         <w:br/>
+        <w:t xml:space="preserve">        CONTINUE LOOP</w:t>
       </w:r>
       <w:r>
         <w:rPr>
@@ -311,7 +310,6 @@
           <w:szCs w:val="22"/>
         </w:rPr>
         <w:br/>
-        <w:t>LOOP</w:t>
       </w:r>
       <w:r>
         <w:rPr>
@@ -320,130 +318,8 @@
           <w:szCs w:val="22"/>
         </w:rPr>
         <w:br/>
-        <w:t xml:space="preserve">    Ask user to enter course number</w:t>
-      </w:r>
-      <w:r>
-        <w:rPr>
-          <w:rFonts w:ascii="Calibri" w:hAnsi="Calibri" w:cs="Calibri"/>
-          <w:sz w:val="22"/>
-          <w:szCs w:val="22"/>
-        </w:rPr>
-        <w:br/>
-        <w:t xml:space="preserve">    Convert input to uppercase</w:t>
-      </w:r>
-      <w:r>
-        <w:rPr>
-          <w:rFonts w:ascii="Calibri" w:hAnsi="Calibri" w:cs="Calibri"/>
-          <w:sz w:val="22"/>
-          <w:szCs w:val="22"/>
-        </w:rPr>
-        <w:t xml:space="preserve"> if provided in lowercase</w:t>
-      </w:r>
-      <w:r>
-        <w:rPr>
-          <w:rFonts w:ascii="Calibri" w:hAnsi="Calibri" w:cs="Calibri"/>
-          <w:sz w:val="22"/>
-          <w:szCs w:val="22"/>
-        </w:rPr>
-        <w:t xml:space="preserve"> and remove spaces</w:t>
-      </w:r>
-      <w:r>
-        <w:rPr>
-          <w:rFonts w:ascii="Calibri" w:hAnsi="Calibri" w:cs="Calibri"/>
-          <w:sz w:val="22"/>
-          <w:szCs w:val="22"/>
-        </w:rPr>
-        <w:br/>
-      </w:r>
-      <w:r>
-        <w:rPr>
-          <w:rFonts w:ascii="Calibri" w:hAnsi="Calibri" w:cs="Calibri"/>
-          <w:sz w:val="22"/>
-          <w:szCs w:val="22"/>
-        </w:rPr>
-        <w:br/>
-        <w:t xml:space="preserve">    IF input is empty</w:t>
-      </w:r>
-      <w:r>
-        <w:rPr>
-          <w:rFonts w:ascii="Calibri" w:hAnsi="Calibri" w:cs="Calibri"/>
-          <w:sz w:val="22"/>
-          <w:szCs w:val="22"/>
-        </w:rPr>
-        <w:br/>
-        <w:t xml:space="preserve">        Display "Input cannot be empty"</w:t>
-      </w:r>
-      <w:r>
-        <w:rPr>
-          <w:rFonts w:ascii="Calibri" w:hAnsi="Calibri" w:cs="Calibri"/>
-          <w:sz w:val="22"/>
-          <w:szCs w:val="22"/>
-        </w:rPr>
-        <w:br/>
-        <w:t xml:space="preserve">        CONTINUE LOOP</w:t>
-      </w:r>
-      <w:r>
-        <w:rPr>
-          <w:rFonts w:ascii="Calibri" w:hAnsi="Calibri" w:cs="Calibri"/>
-          <w:sz w:val="22"/>
-          <w:szCs w:val="22"/>
-        </w:rPr>
-        <w:br/>
-      </w:r>
-      <w:r>
-        <w:rPr>
-          <w:rFonts w:ascii="Calibri" w:hAnsi="Calibri" w:cs="Calibri"/>
-          <w:sz w:val="22"/>
-          <w:szCs w:val="22"/>
-        </w:rPr>
-        <w:br/>
-        <w:t xml:space="preserve">    IF input format is invalid</w:t>
-      </w:r>
-      <w:r>
-        <w:rPr>
-          <w:rFonts w:ascii="Calibri" w:hAnsi="Calibri" w:cs="Calibri"/>
-          <w:sz w:val="22"/>
-          <w:szCs w:val="22"/>
-        </w:rPr>
-        <w:br/>
-        <w:t xml:space="preserve">        Display "Invalid format"</w:t>
-      </w:r>
-      <w:r>
-        <w:rPr>
-          <w:rFonts w:ascii="Calibri" w:hAnsi="Calibri" w:cs="Calibri"/>
-          <w:sz w:val="22"/>
-          <w:szCs w:val="22"/>
-        </w:rPr>
-        <w:br/>
-        <w:t xml:space="preserve">        CONTINUE LOOP</w:t>
-      </w:r>
-      <w:r>
-        <w:rPr>
-          <w:rFonts w:ascii="Calibri" w:hAnsi="Calibri" w:cs="Calibri"/>
-          <w:sz w:val="22"/>
-          <w:szCs w:val="22"/>
-        </w:rPr>
-        <w:br/>
-      </w:r>
-      <w:r>
-        <w:rPr>
-          <w:rFonts w:ascii="Calibri" w:hAnsi="Calibri" w:cs="Calibri"/>
-          <w:sz w:val="22"/>
-          <w:szCs w:val="22"/>
-        </w:rPr>
-        <w:br/>
-        <w:t xml:space="preserve">    IF course not in </w:t>
-      </w:r>
-      <w:proofErr w:type="spellStart"/>
-      <w:r>
-        <w:rPr>
-          <w:rFonts w:ascii="Calibri" w:hAnsi="Calibri" w:cs="Calibri"/>
-          <w:sz w:val="22"/>
-          <w:szCs w:val="22"/>
-        </w:rPr>
-        <w:t>room_numbers</w:t>
-      </w:r>
-      <w:proofErr w:type="spellEnd"/>
+        <w:t xml:space="preserve">    IF course not in room_numbers</w:t>
+      </w:r>
       <w:r>
         <w:rPr>
           <w:rFonts w:ascii="Calibri" w:hAnsi="Calibri" w:cs="Calibri"/>
@@ -691,20 +567,7 @@
           <w:rFonts w:ascii="Calibri" w:hAnsi="Calibri" w:cs="Calibri"/>
         </w:rPr>
         <w:br/>
-      </w:r>
-      <w:proofErr w:type="spellStart"/>
-      <w:r>
-        <w:rPr>
-          <w:rFonts w:ascii="Calibri" w:hAnsi="Calibri" w:cs="Calibri"/>
-        </w:rPr>
-        <w:t>room_numbers</w:t>
-      </w:r>
-      <w:proofErr w:type="spellEnd"/>
-      <w:r>
-        <w:rPr>
-          <w:rFonts w:ascii="Calibri" w:hAnsi="Calibri" w:cs="Calibri"/>
-        </w:rPr>
-        <w:t xml:space="preserve"> = {</w:t>
+        <w:t>room_numbers = {</w:t>
       </w:r>
       <w:r>
         <w:rPr>
@@ -814,20 +677,7 @@
           <w:rFonts w:ascii="Calibri" w:hAnsi="Calibri" w:cs="Calibri"/>
         </w:rPr>
         <w:br/>
-      </w:r>
-      <w:proofErr w:type="spellStart"/>
-      <w:r>
-        <w:rPr>
-          <w:rFonts w:ascii="Calibri" w:hAnsi="Calibri" w:cs="Calibri"/>
-        </w:rPr>
-        <w:t>meeting_times</w:t>
-      </w:r>
-      <w:proofErr w:type="spellEnd"/>
-      <w:r>
-        <w:rPr>
-          <w:rFonts w:ascii="Calibri" w:hAnsi="Calibri" w:cs="Calibri"/>
-        </w:rPr>
-        <w:t xml:space="preserve"> = {</w:t>
+        <w:t>meeting_times = {</w:t>
       </w:r>
       <w:r>
         <w:rPr>
@@ -896,21 +746,7 @@
           <w:rFonts w:ascii="Calibri" w:hAnsi="Calibri" w:cs="Calibri"/>
         </w:rPr>
         <w:br/>
-        <w:t xml:space="preserve">    </w:t>
-      </w:r>
-      <w:proofErr w:type="spellStart"/>
-      <w:r>
-        <w:rPr>
-          <w:rFonts w:ascii="Calibri" w:hAnsi="Calibri" w:cs="Calibri"/>
-        </w:rPr>
-        <w:t>course_code</w:t>
-      </w:r>
-      <w:proofErr w:type="spellEnd"/>
-      <w:r>
-        <w:rPr>
-          <w:rFonts w:ascii="Calibri" w:hAnsi="Calibri" w:cs="Calibri"/>
-        </w:rPr>
-        <w:t xml:space="preserve"> = input("Enter course number: ").strip().upper()</w:t>
+        <w:t xml:space="preserve">    course_code = input("Enter course number: ").strip().upper()</w:t>
       </w:r>
       <w:r>
         <w:rPr>
@@ -924,21 +760,7 @@
         </w:rPr>
         <w:lastRenderedPageBreak/>
         <w:br/>
-        <w:t xml:space="preserve">    if </w:t>
-      </w:r>
-      <w:proofErr w:type="spellStart"/>
-      <w:r>
-        <w:rPr>
-          <w:rFonts w:ascii="Calibri" w:hAnsi="Calibri" w:cs="Calibri"/>
-        </w:rPr>
-        <w:t>course_code</w:t>
-      </w:r>
-      <w:proofErr w:type="spellEnd"/>
-      <w:r>
-        <w:rPr>
-          <w:rFonts w:ascii="Calibri" w:hAnsi="Calibri" w:cs="Calibri"/>
-        </w:rPr>
-        <w:t xml:space="preserve"> == "":</w:t>
+        <w:t xml:space="preserve">    if course_code == "":</w:t>
       </w:r>
       <w:r>
         <w:rPr>
@@ -965,100 +787,14 @@
           <w:rFonts w:ascii="Calibri" w:hAnsi="Calibri" w:cs="Calibri"/>
         </w:rPr>
         <w:br/>
-        <w:t xml:space="preserve">    if not (</w:t>
-      </w:r>
-      <w:proofErr w:type="spellStart"/>
-      <w:r>
-        <w:rPr>
-          <w:rFonts w:ascii="Calibri" w:hAnsi="Calibri" w:cs="Calibri"/>
-        </w:rPr>
-        <w:t>course_code</w:t>
-      </w:r>
-      <w:proofErr w:type="spellEnd"/>
-      <w:r>
-        <w:rPr>
-          <w:rFonts w:ascii="Calibri" w:hAnsi="Calibri" w:cs="Calibri"/>
-        </w:rPr>
-        <w:t>[:3</w:t>
-      </w:r>
-      <w:proofErr w:type="gramStart"/>
-      <w:r>
-        <w:rPr>
-          <w:rFonts w:ascii="Calibri" w:hAnsi="Calibri" w:cs="Calibri"/>
-        </w:rPr>
-        <w:t>].</w:t>
-      </w:r>
-      <w:proofErr w:type="spellStart"/>
-      <w:r>
-        <w:rPr>
-          <w:rFonts w:ascii="Calibri" w:hAnsi="Calibri" w:cs="Calibri"/>
-        </w:rPr>
-        <w:t>isalpha</w:t>
-      </w:r>
-      <w:proofErr w:type="spellEnd"/>
-      <w:proofErr w:type="gramEnd"/>
-      <w:r>
-        <w:rPr>
-          <w:rFonts w:ascii="Calibri" w:hAnsi="Calibri" w:cs="Calibri"/>
-        </w:rPr>
-        <w:t xml:space="preserve">() and </w:t>
-      </w:r>
-      <w:proofErr w:type="spellStart"/>
-      <w:r>
-        <w:rPr>
-          <w:rFonts w:ascii="Calibri" w:hAnsi="Calibri" w:cs="Calibri"/>
-        </w:rPr>
-        <w:t>course_code</w:t>
-      </w:r>
-      <w:proofErr w:type="spellEnd"/>
-      <w:r>
-        <w:rPr>
-          <w:rFonts w:ascii="Calibri" w:hAnsi="Calibri" w:cs="Calibri"/>
-        </w:rPr>
-        <w:t>[3:</w:t>
-      </w:r>
-      <w:proofErr w:type="gramStart"/>
-      <w:r>
-        <w:rPr>
-          <w:rFonts w:ascii="Calibri" w:hAnsi="Calibri" w:cs="Calibri"/>
-        </w:rPr>
-        <w:t>].</w:t>
-      </w:r>
-      <w:proofErr w:type="spellStart"/>
-      <w:r>
-        <w:rPr>
-          <w:rFonts w:ascii="Calibri" w:hAnsi="Calibri" w:cs="Calibri"/>
-        </w:rPr>
-        <w:t>isdigit</w:t>
-      </w:r>
-      <w:proofErr w:type="spellEnd"/>
-      <w:proofErr w:type="gramEnd"/>
-      <w:r>
-        <w:rPr>
-          <w:rFonts w:ascii="Calibri" w:hAnsi="Calibri" w:cs="Calibri"/>
-        </w:rPr>
-        <w:t>()):</w:t>
-      </w:r>
-      <w:r>
-        <w:rPr>
-          <w:rFonts w:ascii="Calibri" w:hAnsi="Calibri" w:cs="Calibri"/>
-        </w:rPr>
-        <w:br/>
-        <w:t xml:space="preserve">        </w:t>
-      </w:r>
-      <w:proofErr w:type="gramStart"/>
-      <w:r>
-        <w:rPr>
-          <w:rFonts w:ascii="Calibri" w:hAnsi="Calibri" w:cs="Calibri"/>
-        </w:rPr>
-        <w:t>print(</w:t>
-      </w:r>
-      <w:proofErr w:type="gramEnd"/>
-      <w:r>
-        <w:rPr>
-          <w:rFonts w:ascii="Calibri" w:hAnsi="Calibri" w:cs="Calibri"/>
-        </w:rPr>
-        <w:t>"Warning!! Invalid course code format. Input a valid course code format like CSC101.")</w:t>
+        <w:t xml:space="preserve">    if not (course_code[:3].isalpha() and course_code[3:].isdigit()):</w:t>
+      </w:r>
+      <w:r>
+        <w:rPr>
+          <w:rFonts w:ascii="Calibri" w:hAnsi="Calibri" w:cs="Calibri"/>
+        </w:rPr>
+        <w:br/>
+        <w:t xml:space="preserve">        print("Warning!! Invalid course code format. Input a valid course code format like CSC101.")</w:t>
       </w:r>
       <w:r>
         <w:rPr>
@@ -1078,56 +814,14 @@
           <w:rFonts w:ascii="Calibri" w:hAnsi="Calibri" w:cs="Calibri"/>
         </w:rPr>
         <w:br/>
-        <w:t xml:space="preserve">    if </w:t>
-      </w:r>
-      <w:proofErr w:type="spellStart"/>
-      <w:r>
-        <w:rPr>
-          <w:rFonts w:ascii="Calibri" w:hAnsi="Calibri" w:cs="Calibri"/>
-        </w:rPr>
-        <w:t>course_code</w:t>
-      </w:r>
-      <w:proofErr w:type="spellEnd"/>
-      <w:r>
-        <w:rPr>
-          <w:rFonts w:ascii="Calibri" w:hAnsi="Calibri" w:cs="Calibri"/>
-        </w:rPr>
-        <w:t xml:space="preserve"> not in </w:t>
-      </w:r>
-      <w:proofErr w:type="spellStart"/>
-      <w:r>
-        <w:rPr>
-          <w:rFonts w:ascii="Calibri" w:hAnsi="Calibri" w:cs="Calibri"/>
-        </w:rPr>
-        <w:t>room_numbers</w:t>
-      </w:r>
-      <w:proofErr w:type="spellEnd"/>
-      <w:r>
-        <w:rPr>
-          <w:rFonts w:ascii="Calibri" w:hAnsi="Calibri" w:cs="Calibri"/>
-        </w:rPr>
-        <w:t>:</w:t>
-      </w:r>
-      <w:r>
-        <w:rPr>
-          <w:rFonts w:ascii="Calibri" w:hAnsi="Calibri" w:cs="Calibri"/>
-        </w:rPr>
-        <w:br/>
-        <w:t xml:space="preserve">        </w:t>
-      </w:r>
-      <w:proofErr w:type="gramStart"/>
-      <w:r>
-        <w:rPr>
-          <w:rFonts w:ascii="Calibri" w:hAnsi="Calibri" w:cs="Calibri"/>
-        </w:rPr>
-        <w:t>print(</w:t>
-      </w:r>
-      <w:proofErr w:type="gramEnd"/>
-      <w:r>
-        <w:rPr>
-          <w:rFonts w:ascii="Calibri" w:hAnsi="Calibri" w:cs="Calibri"/>
-        </w:rPr>
-        <w:t>"Course not found. Input a valid course code.")</w:t>
+        <w:t xml:space="preserve">    if course_code not in room_numbers:</w:t>
+      </w:r>
+      <w:r>
+        <w:rPr>
+          <w:rFonts w:ascii="Calibri" w:hAnsi="Calibri" w:cs="Calibri"/>
+        </w:rPr>
+        <w:br/>
+        <w:t xml:space="preserve">        print("Course not found. Input a valid course code.")</w:t>
       </w:r>
       <w:r>
         <w:rPr>
@@ -1174,112 +868,28 @@
           <w:rFonts w:ascii="Calibri" w:hAnsi="Calibri" w:cs="Calibri"/>
         </w:rPr>
         <w:br/>
-        <w:t xml:space="preserve">print("Course Number Entered:", </w:t>
-      </w:r>
-      <w:proofErr w:type="spellStart"/>
-      <w:r>
-        <w:rPr>
-          <w:rFonts w:ascii="Calibri" w:hAnsi="Calibri" w:cs="Calibri"/>
-        </w:rPr>
-        <w:t>course_code</w:t>
-      </w:r>
-      <w:proofErr w:type="spellEnd"/>
-      <w:r>
-        <w:rPr>
-          <w:rFonts w:ascii="Calibri" w:hAnsi="Calibri" w:cs="Calibri"/>
-        </w:rPr>
-        <w:t>)</w:t>
-      </w:r>
-      <w:r>
-        <w:rPr>
-          <w:rFonts w:ascii="Calibri" w:hAnsi="Calibri" w:cs="Calibri"/>
-        </w:rPr>
-        <w:br/>
-        <w:t xml:space="preserve">print("Room Number:", </w:t>
-      </w:r>
-      <w:proofErr w:type="spellStart"/>
-      <w:r>
-        <w:rPr>
-          <w:rFonts w:ascii="Calibri" w:hAnsi="Calibri" w:cs="Calibri"/>
-        </w:rPr>
-        <w:t>room_numbers</w:t>
-      </w:r>
-      <w:proofErr w:type="spellEnd"/>
-      <w:r>
-        <w:rPr>
-          <w:rFonts w:ascii="Calibri" w:hAnsi="Calibri" w:cs="Calibri"/>
-        </w:rPr>
-        <w:t>[</w:t>
-      </w:r>
-      <w:proofErr w:type="spellStart"/>
-      <w:r>
-        <w:rPr>
-          <w:rFonts w:ascii="Calibri" w:hAnsi="Calibri" w:cs="Calibri"/>
-        </w:rPr>
-        <w:t>course_code</w:t>
-      </w:r>
-      <w:proofErr w:type="spellEnd"/>
-      <w:r>
-        <w:rPr>
-          <w:rFonts w:ascii="Calibri" w:hAnsi="Calibri" w:cs="Calibri"/>
-        </w:rPr>
-        <w:t>])</w:t>
-      </w:r>
-      <w:r>
-        <w:rPr>
-          <w:rFonts w:ascii="Calibri" w:hAnsi="Calibri" w:cs="Calibri"/>
-        </w:rPr>
-        <w:br/>
-        <w:t>print("Instructor:", instructors[</w:t>
-      </w:r>
-      <w:proofErr w:type="spellStart"/>
-      <w:r>
-        <w:rPr>
-          <w:rFonts w:ascii="Calibri" w:hAnsi="Calibri" w:cs="Calibri"/>
-        </w:rPr>
-        <w:t>course_code</w:t>
-      </w:r>
-      <w:proofErr w:type="spellEnd"/>
-      <w:r>
-        <w:rPr>
-          <w:rFonts w:ascii="Calibri" w:hAnsi="Calibri" w:cs="Calibri"/>
-        </w:rPr>
-        <w:t>])</w:t>
-      </w:r>
-      <w:r>
-        <w:rPr>
-          <w:rFonts w:ascii="Calibri" w:hAnsi="Calibri" w:cs="Calibri"/>
-        </w:rPr>
-        <w:br/>
-        <w:t xml:space="preserve">print("Meeting Time:", </w:t>
-      </w:r>
-      <w:proofErr w:type="spellStart"/>
-      <w:r>
-        <w:rPr>
-          <w:rFonts w:ascii="Calibri" w:hAnsi="Calibri" w:cs="Calibri"/>
-        </w:rPr>
-        <w:t>meeting_times</w:t>
-      </w:r>
-      <w:proofErr w:type="spellEnd"/>
-      <w:r>
-        <w:rPr>
-          <w:rFonts w:ascii="Calibri" w:hAnsi="Calibri" w:cs="Calibri"/>
-        </w:rPr>
-        <w:t>[</w:t>
-      </w:r>
-      <w:proofErr w:type="spellStart"/>
-      <w:r>
-        <w:rPr>
-          <w:rFonts w:ascii="Calibri" w:hAnsi="Calibri" w:cs="Calibri"/>
-        </w:rPr>
-        <w:t>course_code</w:t>
-      </w:r>
-      <w:proofErr w:type="spellEnd"/>
-      <w:r>
-        <w:rPr>
-          <w:rFonts w:ascii="Calibri" w:hAnsi="Calibri" w:cs="Calibri"/>
-        </w:rPr>
-        <w:t>])</w:t>
+        <w:t>print("Course Number Entered:", course_code)</w:t>
+      </w:r>
+      <w:r>
+        <w:rPr>
+          <w:rFonts w:ascii="Calibri" w:hAnsi="Calibri" w:cs="Calibri"/>
+        </w:rPr>
+        <w:br/>
+        <w:t>print("Room Number:", room_numbers[course_code])</w:t>
+      </w:r>
+      <w:r>
+        <w:rPr>
+          <w:rFonts w:ascii="Calibri" w:hAnsi="Calibri" w:cs="Calibri"/>
+        </w:rPr>
+        <w:br/>
+        <w:t>print("Instructor:", instructors[course_code])</w:t>
+      </w:r>
+      <w:r>
+        <w:rPr>
+          <w:rFonts w:ascii="Calibri" w:hAnsi="Calibri" w:cs="Calibri"/>
+        </w:rPr>
+        <w:br/>
+        <w:t>print("Meeting Time:", meeting_times[course_code])</w:t>
       </w:r>
       <w:r>
         <w:rPr>
@@ -1298,6 +908,7 @@
       <w:r>
         <w:rPr>
           <w:rFonts w:ascii="Calibri" w:hAnsi="Calibri" w:cs="Calibri"/>
+          <w:noProof/>
         </w:rPr>
         <w:drawing>
           <wp:inline distT="0" distB="0" distL="0" distR="0" wp14:anchorId="11538A44" wp14:editId="38E229DA">
@@ -1352,6 +963,7 @@
       <w:r>
         <w:rPr>
           <w:rFonts w:ascii="Calibri" w:hAnsi="Calibri" w:cs="Calibri"/>
+          <w:noProof/>
         </w:rPr>
         <w:drawing>
           <wp:inline distT="0" distB="0" distL="0" distR="0" wp14:anchorId="5FD0310B" wp14:editId="312ED2BB">
@@ -1501,6 +1113,7 @@
       <w:r>
         <w:rPr>
           <w:rFonts w:ascii="Calibri" w:hAnsi="Calibri" w:cs="Calibri"/>
+          <w:noProof/>
         </w:rPr>
         <w:drawing>
           <wp:inline distT="0" distB="0" distL="0" distR="0" wp14:anchorId="42E623DD" wp14:editId="695D2743">
@@ -1598,13 +1211,7 @@
         <w:rPr>
           <w:rFonts w:ascii="Calibri" w:hAnsi="Calibri" w:cs="Calibri"/>
         </w:rPr>
-        <w:t>Course Number</w:t>
-      </w:r>
-      <w:r>
-        <w:rPr>
-          <w:rFonts w:ascii="Calibri" w:hAnsi="Calibri" w:cs="Calibri"/>
-        </w:rPr>
-        <w:t xml:space="preserve"> </w:t>
+        <w:t xml:space="preserve">Course Number </w:t>
       </w:r>
       <w:r>
         <w:rPr>
@@ -1628,6 +1235,7 @@
       <w:r>
         <w:rPr>
           <w:rFonts w:ascii="Calibri" w:hAnsi="Calibri" w:cs="Calibri"/>
+          <w:noProof/>
         </w:rPr>
         <w:drawing>
           <wp:inline distT="0" distB="0" distL="0" distR="0" wp14:anchorId="234D7CD2" wp14:editId="2DB8CA94">
@@ -1755,6 +1363,7 @@
       <w:r>
         <w:rPr>
           <w:rFonts w:ascii="Calibri" w:hAnsi="Calibri" w:cs="Calibri"/>
+          <w:noProof/>
         </w:rPr>
         <w:drawing>
           <wp:inline distT="0" distB="0" distL="0" distR="0" wp14:anchorId="7C99A8C9" wp14:editId="42B8324D">
@@ -1861,6 +1470,7 @@
       <w:r>
         <w:rPr>
           <w:rFonts w:ascii="Calibri" w:hAnsi="Calibri" w:cs="Calibri"/>
+          <w:noProof/>
         </w:rPr>
         <w:drawing>
           <wp:inline distT="0" distB="0" distL="0" distR="0" wp14:anchorId="1C690066" wp14:editId="74EBDCED">
@@ -2083,6 +1693,9 @@
     </w:p>
     <w:p>
       <w:r>
+        <w:rPr>
+          <w:noProof/>
+        </w:rPr>
         <w:drawing>
           <wp:inline distT="0" distB="0" distL="0" distR="0" wp14:anchorId="1A0E221D" wp14:editId="34785DD3">
             <wp:extent cx="5943600" cy="2825750"/>
@@ -2139,6 +1752,9 @@
     </w:p>
     <w:p>
       <w:r>
+        <w:rPr>
+          <w:noProof/>
+        </w:rPr>
         <w:drawing>
           <wp:inline distT="0" distB="0" distL="0" distR="0" wp14:anchorId="68E23DA0" wp14:editId="0CFED1CF">
             <wp:extent cx="5943600" cy="1774190"/>
@@ -2226,6 +1842,7 @@
         <w:rPr>
           <w:b/>
           <w:bCs/>
+          <w:noProof/>
         </w:rPr>
         <w:drawing>
           <wp:inline distT="0" distB="0" distL="0" distR="0" wp14:anchorId="59A0C5EB" wp14:editId="13E5357A">
@@ -2287,7 +1904,6 @@
           <w:bCs/>
         </w:rPr>
       </w:pPr>
-      <w:proofErr w:type="gramStart"/>
       <w:r>
         <w:rPr>
           <w:b/>
@@ -2295,7 +1911,6 @@
         </w:rPr>
         <w:t>Adding  Assignment</w:t>
       </w:r>
-      <w:proofErr w:type="gramEnd"/>
       <w:r>
         <w:rPr>
           <w:b/>
@@ -2322,6 +1937,7 @@
         <w:rPr>
           <w:b/>
           <w:bCs/>
+          <w:noProof/>
         </w:rPr>
         <w:drawing>
           <wp:inline distT="0" distB="0" distL="0" distR="0" wp14:anchorId="5970C24B" wp14:editId="04C90AC9">
@@ -2386,6 +2002,9 @@
     </w:p>
     <w:p>
       <w:r>
+        <w:rPr>
+          <w:noProof/>
+        </w:rPr>
         <w:drawing>
           <wp:inline distT="0" distB="0" distL="0" distR="0" wp14:anchorId="603E2C63" wp14:editId="1A1524B1">
             <wp:extent cx="5943600" cy="1648460"/>
@@ -2452,6 +2071,9 @@
     </w:p>
     <w:p>
       <w:r>
+        <w:rPr>
+          <w:noProof/>
+        </w:rPr>
         <w:drawing>
           <wp:inline distT="0" distB="0" distL="0" distR="0" wp14:anchorId="5432CCF6" wp14:editId="7AC184FD">
             <wp:extent cx="5943600" cy="2286635"/>
@@ -2516,6 +2138,7 @@
         <w:rPr>
           <w:b/>
           <w:bCs/>
+          <w:noProof/>
         </w:rPr>
         <w:drawing>
           <wp:inline distT="0" distB="0" distL="0" distR="0" wp14:anchorId="0FD463B1" wp14:editId="6F0532D7">
@@ -2641,14 +2264,11 @@
     </w:p>
     <w:p>
       <w:r>
-        <w:rPr>
-          <w:noProof/>
-        </w:rPr>
         <w:drawing>
-          <wp:inline distT="0" distB="0" distL="0" distR="0" wp14:anchorId="2D18AC17" wp14:editId="73A5ED33">
-            <wp:extent cx="5943600" cy="2500630"/>
+          <wp:inline distT="0" distB="0" distL="0" distR="0" wp14:anchorId="299B9F87" wp14:editId="5733712B">
+            <wp:extent cx="5943600" cy="2386330"/>
             <wp:effectExtent l="0" t="0" r="0" b="0"/>
-            <wp:docPr id="2105967800" name="Picture 1"/>
+            <wp:docPr id="1894782043" name="Picture 1"/>
             <wp:cNvGraphicFramePr>
               <a:graphicFrameLocks xmlns:a="http://schemas.openxmlformats.org/drawingml/2006/main" noChangeAspect="1"/>
             </wp:cNvGraphicFramePr>
@@ -2656,7 +2276,7 @@
               <a:graphicData uri="http://schemas.openxmlformats.org/drawingml/2006/picture">
                 <pic:pic xmlns:pic="http://schemas.openxmlformats.org/drawingml/2006/picture">
                   <pic:nvPicPr>
-                    <pic:cNvPr id="2105967800" name=""/>
+                    <pic:cNvPr id="1894782043" name=""/>
                     <pic:cNvPicPr/>
                   </pic:nvPicPr>
                   <pic:blipFill>
@@ -2668,51 +2288,7 @@
                   <pic:spPr>
                     <a:xfrm>
                       <a:off x="0" y="0"/>
-                      <a:ext cx="5943600" cy="2500630"/>
-                    </a:xfrm>
-                    <a:prstGeom prst="rect">
-                      <a:avLst/>
-                    </a:prstGeom>
-                  </pic:spPr>
-                </pic:pic>
-              </a:graphicData>
-            </a:graphic>
-          </wp:inline>
-        </w:drawing>
-      </w:r>
-    </w:p>
-    <w:p/>
-    <w:p/>
-    <w:p>
-      <w:r>
-        <w:rPr>
-          <w:noProof/>
-        </w:rPr>
-        <w:drawing>
-          <wp:inline distT="0" distB="0" distL="0" distR="0" wp14:anchorId="4D024F94" wp14:editId="1F665B78">
-            <wp:extent cx="5943600" cy="2299335"/>
-            <wp:effectExtent l="0" t="0" r="0" b="5715"/>
-            <wp:docPr id="567456727" name="Picture 1"/>
-            <wp:cNvGraphicFramePr>
-              <a:graphicFrameLocks xmlns:a="http://schemas.openxmlformats.org/drawingml/2006/main" noChangeAspect="1"/>
-            </wp:cNvGraphicFramePr>
-            <a:graphic xmlns:a="http://schemas.openxmlformats.org/drawingml/2006/main">
-              <a:graphicData uri="http://schemas.openxmlformats.org/drawingml/2006/picture">
-                <pic:pic xmlns:pic="http://schemas.openxmlformats.org/drawingml/2006/picture">
-                  <pic:nvPicPr>
-                    <pic:cNvPr id="567456727" name=""/>
-                    <pic:cNvPicPr/>
-                  </pic:nvPicPr>
-                  <pic:blipFill>
-                    <a:blip r:embed="rId19"/>
-                    <a:stretch>
-                      <a:fillRect/>
-                    </a:stretch>
-                  </pic:blipFill>
-                  <pic:spPr>
-                    <a:xfrm>
-                      <a:off x="0" y="0"/>
-                      <a:ext cx="5943600" cy="2299335"/>
+                      <a:ext cx="5943600" cy="2386330"/>
                     </a:xfrm>
                     <a:prstGeom prst="rect">
                       <a:avLst/>
@@ -3341,6 +2917,7 @@
   <w:style w:type="character" w:default="1" w:styleId="DefaultParagraphFont">
     <w:name w:val="Default Paragraph Font"/>
     <w:uiPriority w:val="1"/>
+    <w:semiHidden/>
     <w:unhideWhenUsed/>
   </w:style>
   <w:style w:type="table" w:default="1" w:styleId="TableNormal">

--- a/Assignment7/CSC500 Module 7 - Critical Thinking Assignment.docx
+++ b/Assignment7/CSC500 Module 7 - Critical Thinking Assignment.docx
@@ -162,25 +162,115 @@
           <w:szCs w:val="22"/>
         </w:rPr>
         <w:br/>
-        <w:t>Create dictionary room_numbers with course_codes and room values</w:t>
-      </w:r>
-      <w:r>
-        <w:rPr>
-          <w:rFonts w:ascii="Calibri" w:hAnsi="Calibri" w:cs="Calibri"/>
-          <w:sz w:val="22"/>
-          <w:szCs w:val="22"/>
-        </w:rPr>
-        <w:br/>
-        <w:t>Create dictionary instructors with course_codes and instructor names</w:t>
-      </w:r>
-      <w:r>
-        <w:rPr>
-          <w:rFonts w:ascii="Calibri" w:hAnsi="Calibri" w:cs="Calibri"/>
-          <w:sz w:val="22"/>
-          <w:szCs w:val="22"/>
-        </w:rPr>
-        <w:br/>
-        <w:t>Create dictionary meeting_times with course_codes and meeting times</w:t>
+        <w:t xml:space="preserve">Create dictionary </w:t>
+      </w:r>
+      <w:proofErr w:type="spellStart"/>
+      <w:r>
+        <w:rPr>
+          <w:rFonts w:ascii="Calibri" w:hAnsi="Calibri" w:cs="Calibri"/>
+          <w:sz w:val="22"/>
+          <w:szCs w:val="22"/>
+        </w:rPr>
+        <w:t>room_numbers</w:t>
+      </w:r>
+      <w:proofErr w:type="spellEnd"/>
+      <w:r>
+        <w:rPr>
+          <w:rFonts w:ascii="Calibri" w:hAnsi="Calibri" w:cs="Calibri"/>
+          <w:sz w:val="22"/>
+          <w:szCs w:val="22"/>
+        </w:rPr>
+        <w:t xml:space="preserve"> with </w:t>
+      </w:r>
+      <w:proofErr w:type="spellStart"/>
+      <w:r>
+        <w:rPr>
+          <w:rFonts w:ascii="Calibri" w:hAnsi="Calibri" w:cs="Calibri"/>
+          <w:sz w:val="22"/>
+          <w:szCs w:val="22"/>
+        </w:rPr>
+        <w:t>course_codes</w:t>
+      </w:r>
+      <w:proofErr w:type="spellEnd"/>
+      <w:r>
+        <w:rPr>
+          <w:rFonts w:ascii="Calibri" w:hAnsi="Calibri" w:cs="Calibri"/>
+          <w:sz w:val="22"/>
+          <w:szCs w:val="22"/>
+        </w:rPr>
+        <w:t xml:space="preserve"> and room values</w:t>
+      </w:r>
+      <w:r>
+        <w:rPr>
+          <w:rFonts w:ascii="Calibri" w:hAnsi="Calibri" w:cs="Calibri"/>
+          <w:sz w:val="22"/>
+          <w:szCs w:val="22"/>
+        </w:rPr>
+        <w:br/>
+        <w:t xml:space="preserve">Create dictionary instructors with </w:t>
+      </w:r>
+      <w:proofErr w:type="spellStart"/>
+      <w:r>
+        <w:rPr>
+          <w:rFonts w:ascii="Calibri" w:hAnsi="Calibri" w:cs="Calibri"/>
+          <w:sz w:val="22"/>
+          <w:szCs w:val="22"/>
+        </w:rPr>
+        <w:t>course_codes</w:t>
+      </w:r>
+      <w:proofErr w:type="spellEnd"/>
+      <w:r>
+        <w:rPr>
+          <w:rFonts w:ascii="Calibri" w:hAnsi="Calibri" w:cs="Calibri"/>
+          <w:sz w:val="22"/>
+          <w:szCs w:val="22"/>
+        </w:rPr>
+        <w:t xml:space="preserve"> and instructor names</w:t>
+      </w:r>
+      <w:r>
+        <w:rPr>
+          <w:rFonts w:ascii="Calibri" w:hAnsi="Calibri" w:cs="Calibri"/>
+          <w:sz w:val="22"/>
+          <w:szCs w:val="22"/>
+        </w:rPr>
+        <w:br/>
+        <w:t xml:space="preserve">Create dictionary </w:t>
+      </w:r>
+      <w:proofErr w:type="spellStart"/>
+      <w:r>
+        <w:rPr>
+          <w:rFonts w:ascii="Calibri" w:hAnsi="Calibri" w:cs="Calibri"/>
+          <w:sz w:val="22"/>
+          <w:szCs w:val="22"/>
+        </w:rPr>
+        <w:t>meeting_times</w:t>
+      </w:r>
+      <w:proofErr w:type="spellEnd"/>
+      <w:r>
+        <w:rPr>
+          <w:rFonts w:ascii="Calibri" w:hAnsi="Calibri" w:cs="Calibri"/>
+          <w:sz w:val="22"/>
+          <w:szCs w:val="22"/>
+        </w:rPr>
+        <w:t xml:space="preserve"> with </w:t>
+      </w:r>
+      <w:proofErr w:type="spellStart"/>
+      <w:r>
+        <w:rPr>
+          <w:rFonts w:ascii="Calibri" w:hAnsi="Calibri" w:cs="Calibri"/>
+          <w:sz w:val="22"/>
+          <w:szCs w:val="22"/>
+        </w:rPr>
+        <w:t>course_codes</w:t>
+      </w:r>
+      <w:proofErr w:type="spellEnd"/>
+      <w:r>
+        <w:rPr>
+          <w:rFonts w:ascii="Calibri" w:hAnsi="Calibri" w:cs="Calibri"/>
+          <w:sz w:val="22"/>
+          <w:szCs w:val="22"/>
+        </w:rPr>
+        <w:t xml:space="preserve"> and meeting times</w:t>
       </w:r>
       <w:r>
         <w:rPr>
@@ -318,8 +408,18 @@
           <w:szCs w:val="22"/>
         </w:rPr>
         <w:br/>
-        <w:t xml:space="preserve">    IF course not in room_numbers</w:t>
-      </w:r>
+        <w:t xml:space="preserve">    IF course not in </w:t>
+      </w:r>
+      <w:proofErr w:type="spellStart"/>
+      <w:r>
+        <w:rPr>
+          <w:rFonts w:ascii="Calibri" w:hAnsi="Calibri" w:cs="Calibri"/>
+          <w:sz w:val="22"/>
+          <w:szCs w:val="22"/>
+        </w:rPr>
+        <w:t>room_numbers</w:t>
+      </w:r>
+      <w:proofErr w:type="spellEnd"/>
       <w:r>
         <w:rPr>
           <w:rFonts w:ascii="Calibri" w:hAnsi="Calibri" w:cs="Calibri"/>
@@ -567,7 +667,20 @@
           <w:rFonts w:ascii="Calibri" w:hAnsi="Calibri" w:cs="Calibri"/>
         </w:rPr>
         <w:br/>
-        <w:t>room_numbers = {</w:t>
+      </w:r>
+      <w:proofErr w:type="spellStart"/>
+      <w:r>
+        <w:rPr>
+          <w:rFonts w:ascii="Calibri" w:hAnsi="Calibri" w:cs="Calibri"/>
+        </w:rPr>
+        <w:t>room_numbers</w:t>
+      </w:r>
+      <w:proofErr w:type="spellEnd"/>
+      <w:r>
+        <w:rPr>
+          <w:rFonts w:ascii="Calibri" w:hAnsi="Calibri" w:cs="Calibri"/>
+        </w:rPr>
+        <w:t xml:space="preserve"> = {</w:t>
       </w:r>
       <w:r>
         <w:rPr>
@@ -677,7 +790,20 @@
           <w:rFonts w:ascii="Calibri" w:hAnsi="Calibri" w:cs="Calibri"/>
         </w:rPr>
         <w:br/>
-        <w:t>meeting_times = {</w:t>
+      </w:r>
+      <w:proofErr w:type="spellStart"/>
+      <w:r>
+        <w:rPr>
+          <w:rFonts w:ascii="Calibri" w:hAnsi="Calibri" w:cs="Calibri"/>
+        </w:rPr>
+        <w:t>meeting_times</w:t>
+      </w:r>
+      <w:proofErr w:type="spellEnd"/>
+      <w:r>
+        <w:rPr>
+          <w:rFonts w:ascii="Calibri" w:hAnsi="Calibri" w:cs="Calibri"/>
+        </w:rPr>
+        <w:t xml:space="preserve"> = {</w:t>
       </w:r>
       <w:r>
         <w:rPr>
@@ -746,7 +872,21 @@
           <w:rFonts w:ascii="Calibri" w:hAnsi="Calibri" w:cs="Calibri"/>
         </w:rPr>
         <w:br/>
-        <w:t xml:space="preserve">    course_code = input("Enter course number: ").strip().upper()</w:t>
+        <w:t xml:space="preserve">    </w:t>
+      </w:r>
+      <w:proofErr w:type="spellStart"/>
+      <w:r>
+        <w:rPr>
+          <w:rFonts w:ascii="Calibri" w:hAnsi="Calibri" w:cs="Calibri"/>
+        </w:rPr>
+        <w:t>course_code</w:t>
+      </w:r>
+      <w:proofErr w:type="spellEnd"/>
+      <w:r>
+        <w:rPr>
+          <w:rFonts w:ascii="Calibri" w:hAnsi="Calibri" w:cs="Calibri"/>
+        </w:rPr>
+        <w:t xml:space="preserve"> = input("Enter course number: ").strip().upper()</w:t>
       </w:r>
       <w:r>
         <w:rPr>
@@ -760,14 +900,56 @@
         </w:rPr>
         <w:lastRenderedPageBreak/>
         <w:br/>
-        <w:t xml:space="preserve">    if course_code == "":</w:t>
-      </w:r>
-      <w:r>
-        <w:rPr>
-          <w:rFonts w:ascii="Calibri" w:hAnsi="Calibri" w:cs="Calibri"/>
-        </w:rPr>
-        <w:br/>
-        <w:t xml:space="preserve">        print("Warning!! Input cannot be empty. Input valid value.")</w:t>
+        <w:t xml:space="preserve">    if </w:t>
+      </w:r>
+      <w:proofErr w:type="spellStart"/>
+      <w:r>
+        <w:rPr>
+          <w:rFonts w:ascii="Calibri" w:hAnsi="Calibri" w:cs="Calibri"/>
+        </w:rPr>
+        <w:t>course_code</w:t>
+      </w:r>
+      <w:proofErr w:type="spellEnd"/>
+      <w:r>
+        <w:rPr>
+          <w:rFonts w:ascii="Calibri" w:hAnsi="Calibri" w:cs="Calibri"/>
+        </w:rPr>
+        <w:t xml:space="preserve"> =</w:t>
+      </w:r>
+      <w:proofErr w:type="gramStart"/>
+      <w:r>
+        <w:rPr>
+          <w:rFonts w:ascii="Calibri" w:hAnsi="Calibri" w:cs="Calibri"/>
+        </w:rPr>
+        <w:t>= ""</w:t>
+      </w:r>
+      <w:proofErr w:type="gramEnd"/>
+      <w:r>
+        <w:rPr>
+          <w:rFonts w:ascii="Calibri" w:hAnsi="Calibri" w:cs="Calibri"/>
+        </w:rPr>
+        <w:t>:</w:t>
+      </w:r>
+      <w:r>
+        <w:rPr>
+          <w:rFonts w:ascii="Calibri" w:hAnsi="Calibri" w:cs="Calibri"/>
+        </w:rPr>
+        <w:br/>
+        <w:t xml:space="preserve">        </w:t>
+      </w:r>
+      <w:proofErr w:type="gramStart"/>
+      <w:r>
+        <w:rPr>
+          <w:rFonts w:ascii="Calibri" w:hAnsi="Calibri" w:cs="Calibri"/>
+        </w:rPr>
+        <w:t>print(</w:t>
+      </w:r>
+      <w:proofErr w:type="gramEnd"/>
+      <w:r>
+        <w:rPr>
+          <w:rFonts w:ascii="Calibri" w:hAnsi="Calibri" w:cs="Calibri"/>
+        </w:rPr>
+        <w:t>"Warning!! Input cannot be empty. Input valid value.")</w:t>
       </w:r>
       <w:r>
         <w:rPr>
@@ -787,14 +969,100 @@
           <w:rFonts w:ascii="Calibri" w:hAnsi="Calibri" w:cs="Calibri"/>
         </w:rPr>
         <w:br/>
-        <w:t xml:space="preserve">    if not (course_code[:3].isalpha() and course_code[3:].isdigit()):</w:t>
-      </w:r>
-      <w:r>
-        <w:rPr>
-          <w:rFonts w:ascii="Calibri" w:hAnsi="Calibri" w:cs="Calibri"/>
-        </w:rPr>
-        <w:br/>
-        <w:t xml:space="preserve">        print("Warning!! Invalid course code format. Input a valid course code format like CSC101.")</w:t>
+        <w:t xml:space="preserve">    if not (</w:t>
+      </w:r>
+      <w:proofErr w:type="spellStart"/>
+      <w:r>
+        <w:rPr>
+          <w:rFonts w:ascii="Calibri" w:hAnsi="Calibri" w:cs="Calibri"/>
+        </w:rPr>
+        <w:t>course_code</w:t>
+      </w:r>
+      <w:proofErr w:type="spellEnd"/>
+      <w:r>
+        <w:rPr>
+          <w:rFonts w:ascii="Calibri" w:hAnsi="Calibri" w:cs="Calibri"/>
+        </w:rPr>
+        <w:t>[:3</w:t>
+      </w:r>
+      <w:proofErr w:type="gramStart"/>
+      <w:r>
+        <w:rPr>
+          <w:rFonts w:ascii="Calibri" w:hAnsi="Calibri" w:cs="Calibri"/>
+        </w:rPr>
+        <w:t>].</w:t>
+      </w:r>
+      <w:proofErr w:type="spellStart"/>
+      <w:r>
+        <w:rPr>
+          <w:rFonts w:ascii="Calibri" w:hAnsi="Calibri" w:cs="Calibri"/>
+        </w:rPr>
+        <w:t>isalpha</w:t>
+      </w:r>
+      <w:proofErr w:type="spellEnd"/>
+      <w:proofErr w:type="gramEnd"/>
+      <w:r>
+        <w:rPr>
+          <w:rFonts w:ascii="Calibri" w:hAnsi="Calibri" w:cs="Calibri"/>
+        </w:rPr>
+        <w:t xml:space="preserve">() and </w:t>
+      </w:r>
+      <w:proofErr w:type="spellStart"/>
+      <w:r>
+        <w:rPr>
+          <w:rFonts w:ascii="Calibri" w:hAnsi="Calibri" w:cs="Calibri"/>
+        </w:rPr>
+        <w:t>course_code</w:t>
+      </w:r>
+      <w:proofErr w:type="spellEnd"/>
+      <w:r>
+        <w:rPr>
+          <w:rFonts w:ascii="Calibri" w:hAnsi="Calibri" w:cs="Calibri"/>
+        </w:rPr>
+        <w:t>[3:</w:t>
+      </w:r>
+      <w:proofErr w:type="gramStart"/>
+      <w:r>
+        <w:rPr>
+          <w:rFonts w:ascii="Calibri" w:hAnsi="Calibri" w:cs="Calibri"/>
+        </w:rPr>
+        <w:t>].</w:t>
+      </w:r>
+      <w:proofErr w:type="spellStart"/>
+      <w:r>
+        <w:rPr>
+          <w:rFonts w:ascii="Calibri" w:hAnsi="Calibri" w:cs="Calibri"/>
+        </w:rPr>
+        <w:t>isdigit</w:t>
+      </w:r>
+      <w:proofErr w:type="spellEnd"/>
+      <w:proofErr w:type="gramEnd"/>
+      <w:r>
+        <w:rPr>
+          <w:rFonts w:ascii="Calibri" w:hAnsi="Calibri" w:cs="Calibri"/>
+        </w:rPr>
+        <w:t>()):</w:t>
+      </w:r>
+      <w:r>
+        <w:rPr>
+          <w:rFonts w:ascii="Calibri" w:hAnsi="Calibri" w:cs="Calibri"/>
+        </w:rPr>
+        <w:br/>
+        <w:t xml:space="preserve">        </w:t>
+      </w:r>
+      <w:proofErr w:type="gramStart"/>
+      <w:r>
+        <w:rPr>
+          <w:rFonts w:ascii="Calibri" w:hAnsi="Calibri" w:cs="Calibri"/>
+        </w:rPr>
+        <w:t>print(</w:t>
+      </w:r>
+      <w:proofErr w:type="gramEnd"/>
+      <w:r>
+        <w:rPr>
+          <w:rFonts w:ascii="Calibri" w:hAnsi="Calibri" w:cs="Calibri"/>
+        </w:rPr>
+        <w:t>"Warning!! Invalid course code format. Input a valid course code format like CSC101.")</w:t>
       </w:r>
       <w:r>
         <w:rPr>
@@ -814,14 +1082,56 @@
           <w:rFonts w:ascii="Calibri" w:hAnsi="Calibri" w:cs="Calibri"/>
         </w:rPr>
         <w:br/>
-        <w:t xml:space="preserve">    if course_code not in room_numbers:</w:t>
-      </w:r>
-      <w:r>
-        <w:rPr>
-          <w:rFonts w:ascii="Calibri" w:hAnsi="Calibri" w:cs="Calibri"/>
-        </w:rPr>
-        <w:br/>
-        <w:t xml:space="preserve">        print("Course not found. Input a valid course code.")</w:t>
+        <w:t xml:space="preserve">    if </w:t>
+      </w:r>
+      <w:proofErr w:type="spellStart"/>
+      <w:r>
+        <w:rPr>
+          <w:rFonts w:ascii="Calibri" w:hAnsi="Calibri" w:cs="Calibri"/>
+        </w:rPr>
+        <w:t>course_code</w:t>
+      </w:r>
+      <w:proofErr w:type="spellEnd"/>
+      <w:r>
+        <w:rPr>
+          <w:rFonts w:ascii="Calibri" w:hAnsi="Calibri" w:cs="Calibri"/>
+        </w:rPr>
+        <w:t xml:space="preserve"> not in </w:t>
+      </w:r>
+      <w:proofErr w:type="spellStart"/>
+      <w:r>
+        <w:rPr>
+          <w:rFonts w:ascii="Calibri" w:hAnsi="Calibri" w:cs="Calibri"/>
+        </w:rPr>
+        <w:t>room_numbers</w:t>
+      </w:r>
+      <w:proofErr w:type="spellEnd"/>
+      <w:r>
+        <w:rPr>
+          <w:rFonts w:ascii="Calibri" w:hAnsi="Calibri" w:cs="Calibri"/>
+        </w:rPr>
+        <w:t>:</w:t>
+      </w:r>
+      <w:r>
+        <w:rPr>
+          <w:rFonts w:ascii="Calibri" w:hAnsi="Calibri" w:cs="Calibri"/>
+        </w:rPr>
+        <w:br/>
+        <w:t xml:space="preserve">        </w:t>
+      </w:r>
+      <w:proofErr w:type="gramStart"/>
+      <w:r>
+        <w:rPr>
+          <w:rFonts w:ascii="Calibri" w:hAnsi="Calibri" w:cs="Calibri"/>
+        </w:rPr>
+        <w:t>print(</w:t>
+      </w:r>
+      <w:proofErr w:type="gramEnd"/>
+      <w:r>
+        <w:rPr>
+          <w:rFonts w:ascii="Calibri" w:hAnsi="Calibri" w:cs="Calibri"/>
+        </w:rPr>
+        <w:t>"Course not found. Input a valid course code.")</w:t>
       </w:r>
       <w:r>
         <w:rPr>
@@ -868,28 +1178,112 @@
           <w:rFonts w:ascii="Calibri" w:hAnsi="Calibri" w:cs="Calibri"/>
         </w:rPr>
         <w:br/>
-        <w:t>print("Course Number Entered:", course_code)</w:t>
-      </w:r>
-      <w:r>
-        <w:rPr>
-          <w:rFonts w:ascii="Calibri" w:hAnsi="Calibri" w:cs="Calibri"/>
-        </w:rPr>
-        <w:br/>
-        <w:t>print("Room Number:", room_numbers[course_code])</w:t>
-      </w:r>
-      <w:r>
-        <w:rPr>
-          <w:rFonts w:ascii="Calibri" w:hAnsi="Calibri" w:cs="Calibri"/>
-        </w:rPr>
-        <w:br/>
-        <w:t>print("Instructor:", instructors[course_code])</w:t>
-      </w:r>
-      <w:r>
-        <w:rPr>
-          <w:rFonts w:ascii="Calibri" w:hAnsi="Calibri" w:cs="Calibri"/>
-        </w:rPr>
-        <w:br/>
-        <w:t>print("Meeting Time:", meeting_times[course_code])</w:t>
+        <w:t xml:space="preserve">print("Course Number Entered:", </w:t>
+      </w:r>
+      <w:proofErr w:type="spellStart"/>
+      <w:r>
+        <w:rPr>
+          <w:rFonts w:ascii="Calibri" w:hAnsi="Calibri" w:cs="Calibri"/>
+        </w:rPr>
+        <w:t>course_code</w:t>
+      </w:r>
+      <w:proofErr w:type="spellEnd"/>
+      <w:r>
+        <w:rPr>
+          <w:rFonts w:ascii="Calibri" w:hAnsi="Calibri" w:cs="Calibri"/>
+        </w:rPr>
+        <w:t>)</w:t>
+      </w:r>
+      <w:r>
+        <w:rPr>
+          <w:rFonts w:ascii="Calibri" w:hAnsi="Calibri" w:cs="Calibri"/>
+        </w:rPr>
+        <w:br/>
+        <w:t xml:space="preserve">print("Room Number:", </w:t>
+      </w:r>
+      <w:proofErr w:type="spellStart"/>
+      <w:r>
+        <w:rPr>
+          <w:rFonts w:ascii="Calibri" w:hAnsi="Calibri" w:cs="Calibri"/>
+        </w:rPr>
+        <w:t>room_numbers</w:t>
+      </w:r>
+      <w:proofErr w:type="spellEnd"/>
+      <w:r>
+        <w:rPr>
+          <w:rFonts w:ascii="Calibri" w:hAnsi="Calibri" w:cs="Calibri"/>
+        </w:rPr>
+        <w:t>[</w:t>
+      </w:r>
+      <w:proofErr w:type="spellStart"/>
+      <w:r>
+        <w:rPr>
+          <w:rFonts w:ascii="Calibri" w:hAnsi="Calibri" w:cs="Calibri"/>
+        </w:rPr>
+        <w:t>course_code</w:t>
+      </w:r>
+      <w:proofErr w:type="spellEnd"/>
+      <w:r>
+        <w:rPr>
+          <w:rFonts w:ascii="Calibri" w:hAnsi="Calibri" w:cs="Calibri"/>
+        </w:rPr>
+        <w:t>])</w:t>
+      </w:r>
+      <w:r>
+        <w:rPr>
+          <w:rFonts w:ascii="Calibri" w:hAnsi="Calibri" w:cs="Calibri"/>
+        </w:rPr>
+        <w:br/>
+        <w:t>print("Instructor:", instructors[</w:t>
+      </w:r>
+      <w:proofErr w:type="spellStart"/>
+      <w:r>
+        <w:rPr>
+          <w:rFonts w:ascii="Calibri" w:hAnsi="Calibri" w:cs="Calibri"/>
+        </w:rPr>
+        <w:t>course_code</w:t>
+      </w:r>
+      <w:proofErr w:type="spellEnd"/>
+      <w:r>
+        <w:rPr>
+          <w:rFonts w:ascii="Calibri" w:hAnsi="Calibri" w:cs="Calibri"/>
+        </w:rPr>
+        <w:t>])</w:t>
+      </w:r>
+      <w:r>
+        <w:rPr>
+          <w:rFonts w:ascii="Calibri" w:hAnsi="Calibri" w:cs="Calibri"/>
+        </w:rPr>
+        <w:br/>
+        <w:t xml:space="preserve">print("Meeting Time:", </w:t>
+      </w:r>
+      <w:proofErr w:type="spellStart"/>
+      <w:r>
+        <w:rPr>
+          <w:rFonts w:ascii="Calibri" w:hAnsi="Calibri" w:cs="Calibri"/>
+        </w:rPr>
+        <w:t>meeting_times</w:t>
+      </w:r>
+      <w:proofErr w:type="spellEnd"/>
+      <w:r>
+        <w:rPr>
+          <w:rFonts w:ascii="Calibri" w:hAnsi="Calibri" w:cs="Calibri"/>
+        </w:rPr>
+        <w:t>[</w:t>
+      </w:r>
+      <w:proofErr w:type="spellStart"/>
+      <w:r>
+        <w:rPr>
+          <w:rFonts w:ascii="Calibri" w:hAnsi="Calibri" w:cs="Calibri"/>
+        </w:rPr>
+        <w:t>course_code</w:t>
+      </w:r>
+      <w:proofErr w:type="spellEnd"/>
+      <w:r>
+        <w:rPr>
+          <w:rFonts w:ascii="Calibri" w:hAnsi="Calibri" w:cs="Calibri"/>
+        </w:rPr>
+        <w:t>])</w:t>
       </w:r>
       <w:r>
         <w:rPr>
@@ -1436,7 +1830,7 @@
           <w:b/>
           <w:bCs/>
         </w:rPr>
-        <w:t>8</w:t>
+        <w:t>4</w:t>
       </w:r>
       <w:r>
         <w:rPr>
@@ -1904,6 +2298,7 @@
           <w:bCs/>
         </w:rPr>
       </w:pPr>
+      <w:proofErr w:type="gramStart"/>
       <w:r>
         <w:rPr>
           <w:b/>
@@ -1911,6 +2306,7 @@
         </w:rPr>
         <w:t>Adding  Assignment</w:t>
       </w:r>
+      <w:proofErr w:type="gramEnd"/>
       <w:r>
         <w:rPr>
           <w:b/>
@@ -2264,6 +2660,9 @@
     </w:p>
     <w:p>
       <w:r>
+        <w:rPr>
+          <w:noProof/>
+        </w:rPr>
         <w:drawing>
           <wp:inline distT="0" distB="0" distL="0" distR="0" wp14:anchorId="299B9F87" wp14:editId="5733712B">
             <wp:extent cx="5943600" cy="2386330"/>
